--- a/MAU BB TO TUNG/KHAM XET/3. Biên bản niêm phong đồ vật, tài liệu dung cu su dung ma tuy (lần 1) 150-128.docx
+++ b/MAU BB TO TUNG/KHAM XET/3. Biên bản niêm phong đồ vật, tài liệu dung cu su dung ma tuy (lần 1) 150-128.docx
@@ -1276,55 +1276,31 @@
         <w:rPr>
           <w:noProof/>
         </w:rPr>
-        <w:t>“</w:t>
+        <w:t>{</w:t>
       </w:r>
       <w:r>
         <w:rPr>
           <w:noProof/>
         </w:rPr>
-        <w:t>{hanh_vi_vi_pham}</w:t>
-      </w:r>
-      <w:r>
-        <w:rPr>
-          <w:rFonts w:eastAsia="Times New Roman"/>
-          <w:spacing w:val="-2"/>
-        </w:rPr>
-        <w:t xml:space="preserve">” do công an phường Tân Bình phát hiện ngày </w:t>
-      </w:r>
-      <w:r>
-        <w:rPr>
-          <w:rFonts w:eastAsia="Times New Roman"/>
-          <w:spacing w:val="-2"/>
-        </w:rPr>
-        <w:t>{ngay_xay_ra</w:t>
-      </w:r>
-      <w:r>
-        <w:rPr>
-          <w:rFonts w:eastAsia="Times New Roman"/>
-          <w:spacing w:val="-2"/>
-        </w:rPr>
-        <w:t>_short</w:t>
-      </w:r>
-      <w:r>
-        <w:rPr>
-          <w:rFonts w:eastAsia="Times New Roman"/>
-          <w:spacing w:val="-2"/>
+        <w:t>ghi</w:t>
+      </w:r>
+      <w:r>
+        <w:rPr>
+          <w:noProof/>
+        </w:rPr>
+        <w:t>_</w:t>
+      </w:r>
+      <w:r>
+        <w:rPr>
+          <w:noProof/>
+        </w:rPr>
+        <w:t>chu</w:t>
+      </w:r>
+      <w:r>
+        <w:rPr>
+          <w:noProof/>
         </w:rPr>
         <w:t>}</w:t>
-      </w:r>
-      <w:r>
-        <w:rPr>
-          <w:rFonts w:eastAsia="Times New Roman"/>
-          <w:spacing w:val="-2"/>
-        </w:rPr>
-        <w:t xml:space="preserve"> tại </w:t>
-      </w:r>
-      <w:r>
-        <w:rPr>
-          <w:rFonts w:eastAsia="Times New Roman"/>
-          <w:spacing w:val="-2"/>
-        </w:rPr>
-        <w:t>{noi_xay_ra}</w:t>
       </w:r>
       <w:r>
         <w:rPr>
@@ -1785,14 +1761,7 @@
         <w:rPr>
           <w:rFonts w:eastAsia="Times New Roman"/>
         </w:rPr>
-        <w:t xml:space="preserve">ể bảo quản theo quy </w:t>
-      </w:r>
-      <w:r>
-        <w:rPr>
-          <w:rFonts w:eastAsia="Times New Roman"/>
-        </w:rPr>
-        <w:lastRenderedPageBreak/>
-        <w:t xml:space="preserve">định của pháp luật. </w:t>
+        <w:t xml:space="preserve">ể bảo quản theo quy định của pháp luật. </w:t>
       </w:r>
     </w:p>
     <w:p>
@@ -1808,6 +1777,7 @@
         <w:rPr>
           <w:lang w:val="vi-VN"/>
         </w:rPr>
+        <w:lastRenderedPageBreak/>
         <w:t xml:space="preserve">Người có trách nhiệm bảo quản đồ vật, tài liệu bị niêm phong nêu trên mà để mất mát, hư hỏng, phá hủy niêm phong, tiêu dùng, sử dụng trái phép, chuyển nhượng, đánh tráo, cất giấu, hủy hoại thì tuỳ tính chất, mức độ vi phạm mà bị xử lý kỷ luật hoặc bị truy cứu trách nhiệm hình sự theo quy định </w:t>
       </w:r>
       <w:r>

--- a/MAU BB TO TUNG/KHAM XET/3. Biên bản niêm phong đồ vật, tài liệu dung cu su dung ma tuy (lần 1) 150-128.docx
+++ b/MAU BB TO TUNG/KHAM XET/3. Biên bản niêm phong đồ vật, tài liệu dung cu su dung ma tuy (lần 1) 150-128.docx
@@ -728,14 +728,7 @@
           <w:rFonts w:eastAsia="Times New Roman"/>
           <w:color w:val="FF0000"/>
         </w:rPr>
-        <w:t xml:space="preserve">biên bản </w:t>
-      </w:r>
-      <w:r>
-        <w:rPr>
-          <w:rFonts w:eastAsia="Times New Roman"/>
-          <w:color w:val="FF0000"/>
-        </w:rPr>
-        <w:t>tạm giữ tài sản, đồ vật, tài liệu</w:t>
+        <w:t>……………………….</w:t>
       </w:r>
       <w:r>
         <w:rPr>
